--- a/results/supplementary/table_15_movement_clinical_correlations.docx
+++ b/results/supplementary/table_15_movement_clinical_correlations.docx
@@ -28,7 +28,7 @@
         <w:rPr/>
         <w:t xml:space="preserve">Table </w:t>
       </w:r>
-      <w:bookmarkStart w:id="c78251d4-6e26-4243-bea0-a9720fa62ca0" w:name="table"/>
+      <w:bookmarkStart w:id="f8783401-d013-49a4-ab0d-222b6bed54e1" w:name="table"/>
       <w:r>
         <w:rPr/>
         <w:fldChar w:fldCharType="begin" w:dirty="true"/>
@@ -41,7 +41,7 @@
         <w:rPr/>
         <w:fldChar w:fldCharType="end" w:dirty="true"/>
       </w:r>
-      <w:bookmarkEnd w:id="c78251d4-6e26-4243-bea0-a9720fa62ca0"/>
+      <w:bookmarkEnd w:id="f8783401-d013-49a4-ab0d-222b6bed54e1"/>
       <w:r>
         <w:rPr/>
         <w:t xml:space="preserve">. </w:t>

--- a/results/supplementary/table_15_movement_clinical_correlations.docx
+++ b/results/supplementary/table_15_movement_clinical_correlations.docx
@@ -28,7 +28,7 @@
         <w:rPr/>
         <w:t xml:space="preserve">Table </w:t>
       </w:r>
-      <w:bookmarkStart w:id="f8783401-d013-49a4-ab0d-222b6bed54e1" w:name="table"/>
+      <w:bookmarkStart w:id="9b4edcf5-c562-45ca-b3f1-7cb9aaa77f6f" w:name="table"/>
       <w:r>
         <w:rPr/>
         <w:fldChar w:fldCharType="begin" w:dirty="true"/>
@@ -41,7 +41,7 @@
         <w:rPr/>
         <w:fldChar w:fldCharType="end" w:dirty="true"/>
       </w:r>
-      <w:bookmarkEnd w:id="f8783401-d013-49a4-ab0d-222b6bed54e1"/>
+      <w:bookmarkEnd w:id="9b4edcf5-c562-45ca-b3f1-7cb9aaa77f6f"/>
       <w:r>
         <w:rPr/>
         <w:t xml:space="preserve">. </w:t>

--- a/results/supplementary/table_15_movement_clinical_correlations.docx
+++ b/results/supplementary/table_15_movement_clinical_correlations.docx
@@ -28,7 +28,7 @@
         <w:rPr/>
         <w:t xml:space="preserve">Table </w:t>
       </w:r>
-      <w:bookmarkStart w:id="9b4edcf5-c562-45ca-b3f1-7cb9aaa77f6f" w:name="table"/>
+      <w:bookmarkStart w:id="03e316e4-0911-49e8-9c02-242d1a23f43d" w:name="table"/>
       <w:r>
         <w:rPr/>
         <w:fldChar w:fldCharType="begin" w:dirty="true"/>
@@ -41,7 +41,7 @@
         <w:rPr/>
         <w:fldChar w:fldCharType="end" w:dirty="true"/>
       </w:r>
-      <w:bookmarkEnd w:id="9b4edcf5-c562-45ca-b3f1-7cb9aaa77f6f"/>
+      <w:bookmarkEnd w:id="03e316e4-0911-49e8-9c02-242d1a23f43d"/>
       <w:r>
         <w:rPr/>
         <w:t xml:space="preserve">. </w:t>
